--- a/docs/proofsheets/ps-irrationalityofroottwo.docx
+++ b/docs/proofsheets/ps-irrationalityofroottwo.docx
@@ -58,7 +58,7 @@
         <w:t xml:space="preserve">Before reading this proof sheet, it is recommended that you read [Overview: Number sets].</w:t>
       </w:r>
     </w:p>
-    <w:bookmarkStart w:id="20" w:name="sqrt2-is-irrational"/>
+    <w:bookmarkStart w:id="9" w:name="sqrt2-is-irrational"/>
     <w:p>
       <w:pPr>
         <w:pStyle w:val="Heading1"/>
@@ -644,24 +644,26 @@
             </m:rPr>
             <m:t>=</m:t>
           </m:r>
+          <m:r>
+            <m:rPr>
+              <m:sty m:val="p"/>
+            </m:rPr>
+            <m:t>(</m:t>
+          </m:r>
+          <m:r>
+            <m:t>2</m:t>
+          </m:r>
+          <m:r>
+            <m:t>k</m:t>
+          </m:r>
           <m:sSup>
             <m:e>
-              <m:d>
-                <m:dPr>
-                  <m:begChr m:val="("/>
-                  <m:sepChr m:val=""/>
-                  <m:endChr m:val=")"/>
-                  <m:grow/>
-                </m:dPr>
-                <m:e>
-                  <m:r>
-                    <m:t>2</m:t>
-                  </m:r>
-                  <m:r>
-                    <m:t>k</m:t>
-                  </m:r>
-                </m:e>
-              </m:d>
+              <m:r>
+                <m:rPr>
+                  <m:sty m:val="p"/>
+                </m:rPr>
+                <m:t>)</m:t>
+              </m:r>
             </m:e>
             <m:sup>
               <m:r>
@@ -952,8 +954,8 @@
         <w:t xml:space="preserve">is irrational.</w:t>
       </w:r>
     </w:p>
-    <w:bookmarkEnd w:id="20"/>
-    <w:bookmarkStart w:id="21" w:name="sqrtp-is-irrational"/>
+    <w:bookmarkEnd w:id="9"/>
+    <w:bookmarkStart w:id="10" w:name="sqrtp-is-irrational"/>
     <w:p>
       <w:pPr>
         <w:pStyle w:val="Heading1"/>
@@ -1477,24 +1479,26 @@
             </m:rPr>
             <m:t>=</m:t>
           </m:r>
+          <m:r>
+            <m:rPr>
+              <m:sty m:val="p"/>
+            </m:rPr>
+            <m:t>(</m:t>
+          </m:r>
+          <m:r>
+            <m:t>p</m:t>
+          </m:r>
+          <m:r>
+            <m:t>k</m:t>
+          </m:r>
           <m:sSup>
             <m:e>
-              <m:d>
-                <m:dPr>
-                  <m:begChr m:val="("/>
-                  <m:sepChr m:val=""/>
-                  <m:endChr m:val=")"/>
-                  <m:grow/>
-                </m:dPr>
-                <m:e>
-                  <m:r>
-                    <m:t>p</m:t>
-                  </m:r>
-                  <m:r>
-                    <m:t>k</m:t>
-                  </m:r>
-                </m:e>
-              </m:d>
+              <m:r>
+                <m:rPr>
+                  <m:sty m:val="p"/>
+                </m:rPr>
+                <m:t>)</m:t>
+              </m:r>
             </m:e>
             <m:sup>
               <m:r>
@@ -1789,8 +1793,8 @@
         <w:t xml:space="preserve">.</w:t>
       </w:r>
     </w:p>
-    <w:bookmarkEnd w:id="21"/>
-    <w:bookmarkStart w:id="24" w:name="further-reading"/>
+    <w:bookmarkEnd w:id="10"/>
+    <w:bookmarkStart w:id="13" w:name="further-reading"/>
     <w:p>
       <w:pPr>
         <w:pStyle w:val="Heading1"/>
@@ -1807,7 +1811,7 @@
         <w:t xml:space="preserve">For more on this topic, please go to [Overview: Number sets].</w:t>
       </w:r>
     </w:p>
-    <w:bookmarkStart w:id="23" w:name="version-history"/>
+    <w:bookmarkStart w:id="12" w:name="version-history"/>
     <w:p>
       <w:pPr>
         <w:pStyle w:val="Heading2"/>
@@ -1828,7 +1832,7 @@
       <w:pPr>
         <w:pStyle w:val="BodyText"/>
       </w:pPr>
-      <w:hyperlink r:id="rId22">
+      <w:hyperlink r:id="rId11">
         <w:r>
           <w:rPr>
             <w:rStyle w:val="Hyperlink"/>
@@ -1837,8 +1841,8 @@
         </w:r>
       </w:hyperlink>
     </w:p>
-    <w:bookmarkEnd w:id="23"/>
-    <w:bookmarkEnd w:id="24"/>
+    <w:bookmarkEnd w:id="12"/>
+    <w:bookmarkEnd w:id="13"/>
     <w:sectPr>
       <w:pgSz w:h="15840" w:w="12240"/>
       <w:pgMar w:bottom="1440" w:footer="720" w:gutter="0" w:header="720" w:left="1440" w:right="1440" w:top="1440"/>
